--- a/Target_Journal_Submission/manuscript/Title_Page.docx
+++ b/Target_Journal_Submission/manuscript/Title_Page.docx
@@ -7,13 +7,49 @@
         <w:pStyle w:val="Title"/>
       </w:pPr>
       <w:r>
-        <w:t xml:space="preserve">Shift-aware</w:t>
-      </w:r>
-      <w:r>
-        <w:t xml:space="preserve"> </w:t>
-      </w:r>
-      <w:r>
-        <w:t xml:space="preserve">probabilities</w:t>
+        <w:t xml:space="preserve">Knowing</w:t>
+      </w:r>
+      <w:r>
+        <w:t xml:space="preserve"> </w:t>
+      </w:r>
+      <w:r>
+        <w:t xml:space="preserve">when</w:t>
+      </w:r>
+      <w:r>
+        <w:t xml:space="preserve"> </w:t>
+      </w:r>
+      <w:r>
+        <w:t xml:space="preserve">to</w:t>
+      </w:r>
+      <w:r>
+        <w:t xml:space="preserve"> </w:t>
+      </w:r>
+      <w:r>
+        <w:t xml:space="preserve">ask</w:t>
+      </w:r>
+      <w:r>
+        <w:t xml:space="preserve"> </w:t>
+      </w:r>
+      <w:r>
+        <w:t xml:space="preserve">a</w:t>
+      </w:r>
+      <w:r>
+        <w:t xml:space="preserve"> </w:t>
+      </w:r>
+      <w:r>
+        <w:t xml:space="preserve">human:</w:t>
+      </w:r>
+      <w:r>
+        <w:t xml:space="preserve"> </w:t>
+      </w:r>
+      <w:r>
+        <w:t xml:space="preserve">reliable</w:t>
+      </w:r>
+      <w:r>
+        <w:t xml:space="preserve"> </w:t>
+      </w:r>
+      <w:r>
+        <w:t xml:space="preserve">confidence</w:t>
       </w:r>
       <w:r>
         <w:t xml:space="preserve"> </w:t>
@@ -25,19 +61,7 @@
         <w:t xml:space="preserve"> </w:t>
       </w:r>
       <w:r>
-        <w:t xml:space="preserve">random</w:t>
-      </w:r>
-      <w:r>
-        <w:t xml:space="preserve"> </w:t>
-      </w:r>
-      <w:r>
-        <w:t xml:space="preserve">convolutional</w:t>
-      </w:r>
-      <w:r>
-        <w:t xml:space="preserve"> </w:t>
-      </w:r>
-      <w:r>
-        <w:t xml:space="preserve">kernel</w:t>
+        <w:t xml:space="preserve">fast</w:t>
       </w:r>
       <w:r>
         <w:t xml:space="preserve"> </w:t>
@@ -61,25 +85,19 @@
         <w:t xml:space="preserve"> </w:t>
       </w:r>
       <w:r>
-        <w:t xml:space="preserve">via</w:t>
-      </w:r>
-      <w:r>
-        <w:t xml:space="preserve"> </w:t>
-      </w:r>
-      <w:r>
-        <w:t xml:space="preserve">leverage-moderated</w:t>
-      </w:r>
-      <w:r>
-        <w:t xml:space="preserve"> </w:t>
-      </w:r>
-      <w:r>
-        <w:t xml:space="preserve">leave-one-out</w:t>
-      </w:r>
-      <w:r>
-        <w:t xml:space="preserve"> </w:t>
-      </w:r>
-      <w:r>
-        <w:t xml:space="preserve">calibration</w:t>
+        <w:t xml:space="preserve">under</w:t>
+      </w:r>
+      <w:r>
+        <w:t xml:space="preserve"> </w:t>
+      </w:r>
+      <w:r>
+        <w:t xml:space="preserve">sensor</w:t>
+      </w:r>
+      <w:r>
+        <w:t xml:space="preserve"> </w:t>
+      </w:r>
+      <w:r>
+        <w:t xml:space="preserve">faults</w:t>
       </w:r>
     </w:p>
     <w:p>
@@ -306,7 +324,7 @@
         <w:t xml:space="preserve"> </w:t>
       </w:r>
       <w:r>
-        <w:t xml:space="preserve">7,586 words (main text, excluding references and declarations) · 8 figures · 5 tables</w:t>
+        <w:t xml:space="preserve">8,147 words (main text, excluding references and declarations) · 9 figures · 5 tables</w:t>
       </w:r>
     </w:p>
     <w:sectPr>

--- a/Target_Journal_Submission/manuscript/Title_Page.docx
+++ b/Target_Journal_Submission/manuscript/Title_Page.docx
@@ -324,7 +324,7 @@
         <w:t xml:space="preserve"> </w:t>
       </w:r>
       <w:r>
-        <w:t xml:space="preserve">8,147 words (main text, excluding references and declarations) · 9 figures · 5 tables</w:t>
+        <w:t xml:space="preserve">8,213 words (main text, excluding references and declarations) · 9 figures · 5 tables</w:t>
       </w:r>
     </w:p>
     <w:sectPr>
